--- a/docs/manuscript/output/SmartSpend_Defense_Prep.docx
+++ b/docs/manuscript/output/SmartSpend_Defense_Prep.docx
@@ -2427,7 +2427,7 @@
                 <w:color w:val="FFFFFF"/>
                 <w:sz w:val="28"/>
               </w:rPr>
-              <w:t xml:space="preserve">  D.  Q&amp;A DRILL — 20 HARDEST QUESTIONS</w:t>
+              <w:t xml:space="preserve">  D.  Q&amp;A DRILL — 22 HARDEST QUESTIONS</w:t>
             </w:r>
           </w:p>
           <w:p>
@@ -3702,6 +3702,299 @@
                 <w:color w:val="FFFFFF"/>
                 <w:sz w:val="20"/>
               </w:rPr>
+              <w:t>What is the theoretical basis for SmartSpend's behavioral design and gamification?</w:t>
+            </w:r>
+          </w:p>
+        </w:tc>
+        <w:tc>
+          <w:tcPr>
+            <w:shd w:val="clear" w:color="auto" w:fill="5C0E24"/>
+            <w:tcW w:w="1800" w:type="dxa"/>
+          </w:tcPr>
+          <w:p>
+            <w:pPr>
+              <w:spacing w:before="100" w:after="100"/>
+              <w:jc w:val="right"/>
+            </w:pPr>
+            <w:r>
+              <w:rPr>
+                <w:rFonts w:ascii="Tahoma" w:hAnsi="Tahoma"/>
+                <w:b w:val="0"/>
+                <w:i w:val="0"/>
+                <w:color w:val="FFFFFF"/>
+                <w:sz w:val="18"/>
+              </w:rPr>
+              <w:t>🔴 HIGH  |  Brix</w:t>
+            </w:r>
+          </w:p>
+        </w:tc>
+      </w:tr>
+    </w:tbl>
+    <w:tbl>
+      <w:tblPr>
+        <w:tblLook w:firstColumn="1" w:firstRow="1" w:lastColumn="0" w:lastRow="0" w:noHBand="0" w:noVBand="1" w:val="04A0"/>
+        <w:tblW w:w="10224" w:type="dxa"/>
+        <w:tblBorders>
+          <w:top w:val="single" w:sz="4" w:space="0" w:color="CCCCCC"/>
+          <w:left w:val="single" w:sz="4" w:space="0" w:color="CCCCCC"/>
+          <w:bottom w:val="single" w:sz="4" w:space="0" w:color="CCCCCC"/>
+          <w:right w:val="single" w:sz="4" w:space="0" w:color="CCCCCC"/>
+          <w:insideH w:val="single" w:sz="4" w:space="0" w:color="CCCCCC"/>
+          <w:insideV w:val="single" w:sz="4" w:space="0" w:color="CCCCCC"/>
+        </w:tblBorders>
+      </w:tblPr>
+      <w:tblGrid>
+        <w:gridCol w:w="10224"/>
+      </w:tblGrid>
+      <w:tr>
+        <w:tc>
+          <w:tcPr>
+            <w:tcW w:type="dxa" w:w="10224"/>
+            <w:shd w:val="clear" w:color="auto" w:fill="EEF4FF"/>
+          </w:tcPr>
+          <w:p>
+            <w:pPr>
+              <w:spacing w:before="120" w:after="120"/>
+              <w:jc w:val="left"/>
+            </w:pPr>
+            <w:r>
+              <w:rPr>
+                <w:rFonts w:ascii="Tahoma" w:hAnsi="Tahoma"/>
+                <w:b w:val="0"/>
+                <w:i w:val="0"/>
+                <w:color w:val="222222"/>
+                <w:sz w:val="18"/>
+              </w:rPr>
+              <w:t>Four frameworks — each grounded in published research:</w:t>
+              <w:br/>
+              <w:br/>
+              <w:t>1. Nudge Theory (Thaler &amp; Sunstein, 2008): Startup alerts, Warning Decay, and budget alert framing are choice-architecture nudges — they guide behavior without restricting the user's freedom.</w:t>
+              <w:br/>
+              <w:br/>
+              <w:t>2. Prospect Theory / Loss Aversion (Kahneman &amp; Tversky, 1979): The Warning Decay (−5 pts/day) makes ignoring budget overruns concretely painful. Losses motivate more than equivalent gains.</w:t>
+              <w:br/>
+              <w:br/>
+              <w:t>3. Self-Determination Theory — SDT (Deci &amp; Ryan, 2000): The 23 achievement badges and streak system support Competence (rewarding skill growth). Non-prescriptive, customizable goals support Autonomy. Filipino-first framing supports Relatedness.</w:t>
+              <w:br/>
+              <w:br/>
+              <w:t>4. Empirical validation — Atlantis Press PLS-SEM (Sharma, Gaba &amp; Sharma, 2026; N=656): Personalized Budget Feedback Nudges → Sustainable Financial Intention (β=0.28, t=6.21, p&lt;0.001). Gamified Rewards → SFI (β=0.25, t=5.89, p&lt;0.001). Perceived Algorithm Transparency moderates the path to Digital Financial Well-being (β=0.14, t=2.95, p&lt;0.001) — the model explains 56% of variance in well-being (R²=0.56). This directly validates why SmartSpend explains its FHS breakdown in plain language.</w:t>
+            </w:r>
+          </w:p>
+        </w:tc>
+      </w:tr>
+    </w:tbl>
+    <w:p>
+      <w:pPr>
+        <w:spacing w:after="80"/>
+      </w:pPr>
+    </w:p>
+    <w:tbl>
+      <w:tblPr>
+        <w:tblLook w:firstColumn="1" w:firstRow="1" w:lastColumn="0" w:lastRow="0" w:noHBand="0" w:noVBand="1" w:val="04A0"/>
+        <w:tblW w:w="10224" w:type="dxa"/>
+        <w:tblBorders>
+          <w:top w:val="none" w:sz="0" w:space="0" w:color="auto"/>
+          <w:left w:val="none" w:sz="0" w:space="0" w:color="auto"/>
+          <w:bottom w:val="none" w:sz="0" w:space="0" w:color="auto"/>
+          <w:right w:val="none" w:sz="0" w:space="0" w:color="auto"/>
+          <w:insideH w:val="none" w:sz="0" w:space="0" w:color="auto"/>
+          <w:insideV w:val="none" w:sz="0" w:space="0" w:color="auto"/>
+        </w:tblBorders>
+      </w:tblPr>
+      <w:tblGrid>
+        <w:gridCol w:w="3408"/>
+        <w:gridCol w:w="3408"/>
+        <w:gridCol w:w="3408"/>
+      </w:tblGrid>
+      <w:tr>
+        <w:tc>
+          <w:tcPr>
+            <w:shd w:val="clear" w:color="auto" w:fill="5C0E24"/>
+            <w:tcW w:w="600" w:type="dxa"/>
+          </w:tcPr>
+          <w:p>
+            <w:pPr>
+              <w:spacing w:before="100" w:after="100"/>
+              <w:jc w:val="center"/>
+            </w:pPr>
+            <w:r>
+              <w:rPr>
+                <w:rFonts w:ascii="Tahoma" w:hAnsi="Tahoma"/>
+                <w:b/>
+                <w:i w:val="0"/>
+                <w:color w:val="FFFFFF"/>
+                <w:sz w:val="22"/>
+              </w:rPr>
+              <w:t>Q10</w:t>
+            </w:r>
+          </w:p>
+        </w:tc>
+        <w:tc>
+          <w:tcPr>
+            <w:shd w:val="clear" w:color="auto" w:fill="5C0E24"/>
+            <w:tcW w:w="7824" w:type="dxa"/>
+          </w:tcPr>
+          <w:p>
+            <w:pPr>
+              <w:spacing w:before="100" w:after="100"/>
+              <w:jc w:val="left"/>
+            </w:pPr>
+            <w:r>
+              <w:rPr>
+                <w:rFonts w:ascii="Tahoma" w:hAnsi="Tahoma"/>
+                <w:b/>
+                <w:i w:val="0"/>
+                <w:color w:val="FFFFFF"/>
+                <w:sz w:val="20"/>
+              </w:rPr>
+              <w:t>What is the academic basis for the FHS? How is it different from the CFPB scale?</w:t>
+            </w:r>
+          </w:p>
+        </w:tc>
+        <w:tc>
+          <w:tcPr>
+            <w:shd w:val="clear" w:color="auto" w:fill="5C0E24"/>
+            <w:tcW w:w="1800" w:type="dxa"/>
+          </w:tcPr>
+          <w:p>
+            <w:pPr>
+              <w:spacing w:before="100" w:after="100"/>
+              <w:jc w:val="right"/>
+            </w:pPr>
+            <w:r>
+              <w:rPr>
+                <w:rFonts w:ascii="Tahoma" w:hAnsi="Tahoma"/>
+                <w:b w:val="0"/>
+                <w:i w:val="0"/>
+                <w:color w:val="FFFFFF"/>
+                <w:sz w:val="18"/>
+              </w:rPr>
+              <w:t>🔴 HIGH  |  Brix</w:t>
+            </w:r>
+          </w:p>
+        </w:tc>
+      </w:tr>
+    </w:tbl>
+    <w:tbl>
+      <w:tblPr>
+        <w:tblLook w:firstColumn="1" w:firstRow="1" w:lastColumn="0" w:lastRow="0" w:noHBand="0" w:noVBand="1" w:val="04A0"/>
+        <w:tblW w:w="10224" w:type="dxa"/>
+        <w:tblBorders>
+          <w:top w:val="single" w:sz="4" w:space="0" w:color="CCCCCC"/>
+          <w:left w:val="single" w:sz="4" w:space="0" w:color="CCCCCC"/>
+          <w:bottom w:val="single" w:sz="4" w:space="0" w:color="CCCCCC"/>
+          <w:right w:val="single" w:sz="4" w:space="0" w:color="CCCCCC"/>
+          <w:insideH w:val="single" w:sz="4" w:space="0" w:color="CCCCCC"/>
+          <w:insideV w:val="single" w:sz="4" w:space="0" w:color="CCCCCC"/>
+        </w:tblBorders>
+      </w:tblPr>
+      <w:tblGrid>
+        <w:gridCol w:w="10224"/>
+      </w:tblGrid>
+      <w:tr>
+        <w:tc>
+          <w:tcPr>
+            <w:tcW w:type="dxa" w:w="10224"/>
+            <w:shd w:val="clear" w:color="auto" w:fill="EEF4FF"/>
+          </w:tcPr>
+          <w:p>
+            <w:pPr>
+              <w:spacing w:before="120" w:after="120"/>
+              <w:jc w:val="left"/>
+            </w:pPr>
+            <w:r>
+              <w:rPr>
+                <w:rFonts w:ascii="Tahoma" w:hAnsi="Tahoma"/>
+                <w:b w:val="0"/>
+                <w:i w:val="0"/>
+                <w:color w:val="222222"/>
+                <w:sz w:val="18"/>
+              </w:rPr>
+              <w:t>The FHS is formally positioned as a Prototype Observed Financial Health Indicator (FHI) — NOT a psychometric survey instrument.</w:t>
+              <w:br/>
+              <w:br/>
+              <w:t>The distinction is grounded in the Commonwealth Bank of Australia &amp; Melbourne Institute (CBA-MI, 2018) dual-scale model:</w:t>
+              <w:br/>
+              <w:t xml:space="preserve">  • Reported Scale — subjective, self-reported psychological states (like the CFPB 10-item survey — asks about financial anxiety, perceived security, freedom of choice)</w:t>
+              <w:br/>
+              <w:t xml:space="preserve">  • Observed Scale — objective, computed from administrative/transaction data</w:t>
+              <w:br/>
+              <w:br/>
+              <w:t>SmartSpend's FHS belongs to the Observed category: it is computed from actual SQLite transaction records — savings rate, overspend days, budget adherence, logging consistency — not from how the user feels about money.</w:t>
+              <w:br/>
+              <w:br/>
+              <w:t>Claiming "our FHS is validated by the CFPB scale" would be a construct mismatch — subjective psychological states cannot be programmatically calculated from transaction logs. The correct academic framing:</w:t>
+              <w:br/>
+              <w:t>"Our FHS is a Prototype Observed FHI per CBA-MI (2018) and UNSGSA (2021) dual-scale guidelines. The CFPB scale provides the definitional grounding (0–100 range, financial well-being definition) but does not validate our formula."</w:t>
+            </w:r>
+          </w:p>
+        </w:tc>
+      </w:tr>
+    </w:tbl>
+    <w:p>
+      <w:pPr>
+        <w:spacing w:after="80"/>
+      </w:pPr>
+    </w:p>
+    <w:tbl>
+      <w:tblPr>
+        <w:tblLook w:firstColumn="1" w:firstRow="1" w:lastColumn="0" w:lastRow="0" w:noHBand="0" w:noVBand="1" w:val="04A0"/>
+        <w:tblW w:w="10224" w:type="dxa"/>
+        <w:tblBorders>
+          <w:top w:val="none" w:sz="0" w:space="0" w:color="auto"/>
+          <w:left w:val="none" w:sz="0" w:space="0" w:color="auto"/>
+          <w:bottom w:val="none" w:sz="0" w:space="0" w:color="auto"/>
+          <w:right w:val="none" w:sz="0" w:space="0" w:color="auto"/>
+          <w:insideH w:val="none" w:sz="0" w:space="0" w:color="auto"/>
+          <w:insideV w:val="none" w:sz="0" w:space="0" w:color="auto"/>
+        </w:tblBorders>
+      </w:tblPr>
+      <w:tblGrid>
+        <w:gridCol w:w="3408"/>
+        <w:gridCol w:w="3408"/>
+        <w:gridCol w:w="3408"/>
+      </w:tblGrid>
+      <w:tr>
+        <w:tc>
+          <w:tcPr>
+            <w:shd w:val="clear" w:color="auto" w:fill="5C0E24"/>
+            <w:tcW w:w="600" w:type="dxa"/>
+          </w:tcPr>
+          <w:p>
+            <w:pPr>
+              <w:spacing w:before="100" w:after="100"/>
+              <w:jc w:val="center"/>
+            </w:pPr>
+            <w:r>
+              <w:rPr>
+                <w:rFonts w:ascii="Tahoma" w:hAnsi="Tahoma"/>
+                <w:b/>
+                <w:i w:val="0"/>
+                <w:color w:val="FFFFFF"/>
+                <w:sz w:val="22"/>
+              </w:rPr>
+              <w:t>Q11</w:t>
+            </w:r>
+          </w:p>
+        </w:tc>
+        <w:tc>
+          <w:tcPr>
+            <w:shd w:val="clear" w:color="auto" w:fill="5C0E24"/>
+            <w:tcW w:w="7824" w:type="dxa"/>
+          </w:tcPr>
+          <w:p>
+            <w:pPr>
+              <w:spacing w:before="100" w:after="100"/>
+              <w:jc w:val="left"/>
+            </w:pPr>
+            <w:r>
+              <w:rPr>
+                <w:rFonts w:ascii="Tahoma" w:hAnsi="Tahoma"/>
+                <w:b/>
+                <w:i w:val="0"/>
+                <w:color w:val="FFFFFF"/>
+                <w:sz w:val="20"/>
+              </w:rPr>
               <w:t>What is your research design? Why mixed methods?</w:t>
             </w:r>
           </w:p>
@@ -3765,15 +4058,6 @@
                 <w:color w:val="222222"/>
                 <w:sz w:val="18"/>
               </w:rPr>
-              <w:t>Mixed methods developmental-descriptive design.</w:t>
-              <w:br/>
-              <w:br/>
-              <w:t>Developmental: We built SmartSpend using Agile Kanban — 7 phases from backlog to deployment. The system itself is the primary research output.</w:t>
-              <w:br/>
-              <w:br/>
-              <w:t>Descriptive: We describe the existing financial management practices of our target population through survey (Objective 1) and evaluate the built system through SUS usability testing (Objective 3).</w:t>
-              <w:br/>
-              <w:br/>
               <w:t>Mixed: Quantitative surveys + SUS scores are triangulated with qualitative interview data and think-aloud observations. Neither method alone would give a complete picture of usability and user needs.</w:t>
             </w:r>
           </w:p>
@@ -3822,7 +4106,7 @@
                 <w:color w:val="FFFFFF"/>
                 <w:sz w:val="22"/>
               </w:rPr>
-              <w:t>Q10</w:t>
+              <w:t>Q12</w:t>
             </w:r>
           </w:p>
         </w:tc>
@@ -3970,7 +4254,7 @@
                 <w:color w:val="FFFFFF"/>
                 <w:sz w:val="22"/>
               </w:rPr>
-              <w:t>Q11</w:t>
+              <w:t>Q13</w:t>
             </w:r>
           </w:p>
         </w:tc>
@@ -4122,7 +4406,7 @@
                 <w:color w:val="FFFFFF"/>
                 <w:sz w:val="22"/>
               </w:rPr>
-              <w:t>Q12</w:t>
+              <w:t>Q14</w:t>
             </w:r>
           </w:p>
         </w:tc>
@@ -4207,7 +4491,7 @@
                 <w:color w:val="222222"/>
                 <w:sz w:val="18"/>
               </w:rPr>
-              <w:t>Four frameworks:</w:t>
+              <w:t>Five frameworks — each explicitly grounded in published research:</w:t>
               <w:br/>
               <w:br/>
               <w:t>1. Behavioral Finance Theory (Kahneman &amp; Tversky, 1979; Thaler &amp; Sunstein, 2008): Loss aversion and nudge theory underpin the Impulse Pause mechanic, budget alerts, and Warning Decay in the FHS.</w:t>
@@ -4216,10 +4500,16 @@
               <w:t>2. Financial Capability Framework (BSP, 2021): Four components — knowledge, attitude, behavior, access. SmartSpend addresses all four through AI advice, gamification, agentic tracking, and offline access.</w:t>
               <w:br/>
               <w:br/>
-              <w:t>3. Technology Acceptance Model (Davis, 1989): Perceived usefulness + ease of use → adoption. The SUS evaluation directly measures this.</w:t>
+              <w:t>3. Self-Determination Theory — SDT (Deci &amp; Ryan, 2000): Intrinsic motivation sustained by Autonomy (non-prescriptive goals), Competence (23 badges reward skill growth), and Relatedness (Filipino-first framing and local financial context).</w:t>
               <w:br/>
               <w:br/>
-              <w:t>4. 50/30/20 Budgeting Rule (Warren &amp; Tyagi, 2005): Built into SmartSpend's Analytics tab as a live Needs/Wants/Savings tracker.</w:t>
+              <w:t>4. Technology Acceptance Model (Davis, 1989): Perceived usefulness + ease of use → adoption. The SUS evaluation directly measures this.</w:t>
+              <w:br/>
+              <w:br/>
+              <w:t>5. 50/30/20 Budgeting Rule (Warren &amp; Tyagi, 2005): Built into SmartSpend's Analytics tab as a live Needs/Wants/Savings tracker.</w:t>
+              <w:br/>
+              <w:br/>
+              <w:t>Empirical support: Sharma, Gaba &amp; Sharma (2026) PLS-SEM (N=656) validates the SDT-gamification-nudge design with exact path coefficients (Budget Nudge β=0.28, Gamification β=0.25, Algorithm Transparency R²=0.56).</w:t>
             </w:r>
           </w:p>
         </w:tc>
@@ -4267,7 +4557,7 @@
                 <w:color w:val="FFFFFF"/>
                 <w:sz w:val="22"/>
               </w:rPr>
-              <w:t>Q13</w:t>
+              <w:t>Q15</w:t>
             </w:r>
           </w:p>
         </w:tc>
@@ -4412,7 +4702,7 @@
                 <w:color w:val="FFFFFF"/>
                 <w:sz w:val="22"/>
               </w:rPr>
-              <w:t>Q14</w:t>
+              <w:t>Q16</w:t>
             </w:r>
           </w:p>
         </w:tc>
@@ -4561,7 +4851,7 @@
                 <w:color w:val="FFFFFF"/>
                 <w:sz w:val="22"/>
               </w:rPr>
-              <w:t>Q15</w:t>
+              <w:t>Q17</w:t>
             </w:r>
           </w:p>
         </w:tc>
@@ -4719,7 +5009,7 @@
                 <w:color w:val="FFFFFF"/>
                 <w:sz w:val="22"/>
               </w:rPr>
-              <w:t>Q16</w:t>
+              <w:t>Q18</w:t>
             </w:r>
           </w:p>
         </w:tc>
@@ -4870,7 +5160,7 @@
                 <w:color w:val="FFFFFF"/>
                 <w:sz w:val="22"/>
               </w:rPr>
-              <w:t>Q17</w:t>
+              <w:t>Q19</w:t>
             </w:r>
           </w:p>
         </w:tc>
@@ -5015,7 +5305,7 @@
                 <w:color w:val="FFFFFF"/>
                 <w:sz w:val="22"/>
               </w:rPr>
-              <w:t>Q18</w:t>
+              <w:t>Q20</w:t>
             </w:r>
           </w:p>
         </w:tc>
@@ -5169,7 +5459,7 @@
                 <w:color w:val="FFFFFF"/>
                 <w:sz w:val="22"/>
               </w:rPr>
-              <w:t>Q19</w:t>
+              <w:t>Q21</w:t>
             </w:r>
           </w:p>
         </w:tc>
@@ -5322,7 +5612,7 @@
                 <w:color w:val="FFFFFF"/>
                 <w:sz w:val="22"/>
               </w:rPr>
-              <w:t>Q20</w:t>
+              <w:t>Q22</w:t>
             </w:r>
           </w:p>
         </w:tc>
@@ -7738,7 +8028,7 @@
                 <w:color w:val="222222"/>
                 <w:sz w:val="18"/>
               </w:rPr>
-              <w:t>Gamification boosts saving habits by 22%</w:t>
+              <w:t>Gamification is empirically linked to increased savings intention in fintech apps (exact % from commercial sources, used as directional reference)</w:t>
             </w:r>
           </w:p>
         </w:tc>
